--- a/TPI entrega 2 Arbarello, Bocco,Campos,Caporaletti,Chiosso,Rava,Merlo,Vivas.docx
+++ b/TPI entrega 2 Arbarello, Bocco,Campos,Caporaletti,Chiosso,Rava,Merlo,Vivas.docx
@@ -60,12 +60,12 @@
           <wp:inline distB="114300" distT="114300" distL="114300" distR="114300">
             <wp:extent cx="2143125" cy="2143125"/>
             <wp:effectExtent b="0" l="0" r="0" t="0"/>
-            <wp:docPr id="1" name="image3.png"/>
+            <wp:docPr id="1" name="image2.png"/>
             <a:graphic>
               <a:graphicData uri="http://schemas.openxmlformats.org/drawingml/2006/picture">
                 <pic:pic>
                   <pic:nvPicPr>
-                    <pic:cNvPr id="0" name="image3.png"/>
+                    <pic:cNvPr id="0" name="image2.png"/>
                     <pic:cNvPicPr preferRelativeResize="0"/>
                   </pic:nvPicPr>
                   <pic:blipFill>
@@ -533,7 +533,7 @@
     </w:p>
     <w:sdt>
       <w:sdtPr>
-        <w:id w:val="397902566"/>
+        <w:id w:val="-1363949205"/>
         <w:docPartObj>
           <w:docPartGallery w:val="Table of Contents"/>
           <w:docPartUnique w:val="1"/>
@@ -828,6 +828,58 @@
               <w:vertAlign w:val="baseline"/>
             </w:rPr>
           </w:pPr>
+          <w:hyperlink w:anchor="_cssnt6cocyq5">
+            <w:r>
+              <w:rPr>
+                <w:rFonts w:ascii="Arial" w:cs="Arial" w:eastAsia="Arial" w:hAnsi="Arial"/>
+                <w:b w:val="1"/>
+                <w:bCs w:val="1"/>
+                <w:i w:val="0"/>
+                <w:iCs w:val="0"/>
+                <w:smallCaps w:val="0"/>
+                <w:strike w:val="0"/>
+                <w:color w:val="000000"/>
+                <w:sz w:val="22"/>
+                <w:szCs w:val="22"/>
+                <w:u w:val="none"/>
+                <w:shd w:fill="auto" w:val="clear"/>
+                <w:vertAlign w:val="baseline"/>
+                <w:rtl w:val="0"/>
+              </w:rPr>
+              <w:t xml:space="preserve">Diagrama de clases</w:t>
+              <w:tab/>
+              <w:t xml:space="preserve">4</w:t>
+            </w:r>
+          </w:hyperlink>
+          <w:r>
+            <w:rPr>
+              <w:rtl w:val="0"/>
+            </w:rPr>
+          </w:r>
+        </w:p>
+        <w:p>
+          <w:pPr>
+            <w:widowControl w:val="0"/>
+            <w:tabs>
+              <w:tab w:val="right" w:leader="dot" w:pos="12000"/>
+            </w:tabs>
+            <w:spacing w:before="60" w:line="240" w:lineRule="auto"/>
+            <w:rPr>
+              <w:rFonts w:ascii="Arial" w:cs="Arial" w:eastAsia="Arial" w:hAnsi="Arial"/>
+              <w:b w:val="1"/>
+              <w:bCs w:val="1"/>
+              <w:i w:val="0"/>
+              <w:iCs w:val="0"/>
+              <w:smallCaps w:val="0"/>
+              <w:strike w:val="0"/>
+              <w:color w:val="000000"/>
+              <w:sz w:val="22"/>
+              <w:szCs w:val="22"/>
+              <w:u w:val="none"/>
+              <w:shd w:fill="auto" w:val="clear"/>
+              <w:vertAlign w:val="baseline"/>
+            </w:rPr>
+          </w:pPr>
           <w:hyperlink w:anchor="_2eh58qg51ezh">
             <w:r>
               <w:rPr>
@@ -848,7 +900,7 @@
               </w:rPr>
               <w:t xml:space="preserve">Anexo</w:t>
               <w:tab/>
-              <w:t xml:space="preserve">4</w:t>
+              <w:t xml:space="preserve">5</w:t>
             </w:r>
           </w:hyperlink>
           <w:r>
@@ -913,7 +965,7 @@
       <w:pPr>
         <w:numPr>
           <w:ilvl w:val="0"/>
-          <w:numId w:val="4"/>
+          <w:numId w:val="5"/>
         </w:numPr>
         <w:shd w:fill="ffffff" w:val="clear"/>
         <w:spacing w:after="0" w:afterAutospacing="0" w:line="360" w:lineRule="auto"/>
@@ -930,7 +982,7 @@
       <w:pPr>
         <w:numPr>
           <w:ilvl w:val="0"/>
-          <w:numId w:val="4"/>
+          <w:numId w:val="5"/>
         </w:numPr>
         <w:shd w:fill="ffffff" w:val="clear"/>
         <w:spacing w:after="0" w:afterAutospacing="0" w:line="360" w:lineRule="auto"/>
@@ -947,7 +999,7 @@
       <w:pPr>
         <w:numPr>
           <w:ilvl w:val="0"/>
-          <w:numId w:val="4"/>
+          <w:numId w:val="5"/>
         </w:numPr>
         <w:shd w:fill="ffffff" w:val="clear"/>
         <w:spacing w:after="0" w:afterAutospacing="0" w:line="360" w:lineRule="auto"/>
@@ -964,7 +1016,7 @@
       <w:pPr>
         <w:numPr>
           <w:ilvl w:val="0"/>
-          <w:numId w:val="4"/>
+          <w:numId w:val="5"/>
         </w:numPr>
         <w:shd w:fill="ffffff" w:val="clear"/>
         <w:spacing w:after="40" w:line="360" w:lineRule="auto"/>
@@ -1043,12 +1095,12 @@
             <wp:extent cx="1562100" cy="1265354"/>
             <wp:effectExtent b="0" l="0" r="0" t="0"/>
             <wp:wrapSquare wrapText="bothSides" distB="114300" distT="114300" distL="114300" distR="114300"/>
-            <wp:docPr id="3" name="image1.png"/>
+            <wp:docPr id="3" name="image5.png"/>
             <a:graphic>
               <a:graphicData uri="http://schemas.openxmlformats.org/drawingml/2006/picture">
                 <pic:pic>
                   <pic:nvPicPr>
-                    <pic:cNvPr id="0" name="image1.png"/>
+                    <pic:cNvPr id="0" name="image5.png"/>
                     <pic:cNvPicPr preferRelativeResize="0"/>
                   </pic:nvPicPr>
                   <pic:blipFill>
@@ -2027,12 +2079,46 @@
     </w:p>
     <w:p>
       <w:pPr>
-        <w:rPr/>
-      </w:pPr>
-      <w:r>
-        <w:rPr>
-          <w:rtl w:val="0"/>
-        </w:rPr>
+        <w:numPr>
+          <w:ilvl w:val="0"/>
+          <w:numId w:val="4"/>
+        </w:numPr>
+        <w:spacing w:after="240" w:before="240" w:line="360" w:lineRule="auto"/>
+        <w:ind w:left="720" w:hanging="360"/>
+        <w:rPr/>
+      </w:pPr>
+      <w:r>
+        <w:rPr>
+          <w:rtl w:val="0"/>
+        </w:rPr>
+        <w:t xml:space="preserve">Elaborar el Diagrama de Clases inicial, identificando clases, atributos, métodos, relaciones, navegabilidad y multiplicidades correspondientes al dominio del problema.</w:t>
+      </w:r>
+      <w:r>
+        <w:rPr>
+          <w:rtl w:val="0"/>
+        </w:rPr>
+      </w:r>
+    </w:p>
+    <w:p>
+      <w:pPr>
+        <w:rPr>
+          <w:b w:val="1"/>
+          <w:bCs w:val="1"/>
+          <w:sz w:val="24"/>
+          <w:szCs w:val="24"/>
+          <w:u w:val="single"/>
+        </w:rPr>
+      </w:pPr>
+      <w:r>
+        <w:rPr>
+          <w:b w:val="1"/>
+          <w:bCs w:val="1"/>
+          <w:sz w:val="24"/>
+          <w:szCs w:val="24"/>
+          <w:u w:val="single"/>
+          <w:rtl w:val="0"/>
+        </w:rPr>
+        <w:t xml:space="preserve">Identificación de clases: </w:t>
       </w:r>
     </w:p>
     <w:p>
@@ -2127,7 +2213,7 @@
         <w:rPr>
           <w:rtl w:val="0"/>
         </w:rPr>
-        <w:t xml:space="preserve">EstadoPago : Esta clase se podrá ver el estado del pago </w:t>
+        <w:t xml:space="preserve">EstadoPago : Esta clase se podrá ver los estados de pago </w:t>
       </w:r>
     </w:p>
     <w:p>
@@ -2208,6 +2294,31 @@
     </w:p>
     <w:p>
       <w:pPr>
+        <w:pStyle w:val="Heading1"/>
+        <w:rPr>
+          <w:b w:val="1"/>
+          <w:bCs w:val="1"/>
+          <w:sz w:val="24"/>
+          <w:szCs w:val="24"/>
+          <w:u w:val="single"/>
+        </w:rPr>
+      </w:pPr>
+      <w:bookmarkStart w:colFirst="0" w:colLast="0" w:name="_cssnt6cocyq5" w:id="6"/>
+      <w:bookmarkEnd w:id="6"/>
+      <w:r>
+        <w:rPr>
+          <w:b w:val="1"/>
+          <w:bCs w:val="1"/>
+          <w:sz w:val="24"/>
+          <w:szCs w:val="24"/>
+          <w:u w:val="single"/>
+          <w:rtl w:val="0"/>
+        </w:rPr>
+        <w:t xml:space="preserve">Diagrama de clases </w:t>
+      </w:r>
+    </w:p>
+    <w:p>
+      <w:pPr>
         <w:rPr/>
       </w:pPr>
       <w:r>
@@ -2216,12 +2327,12 @@
           <wp:inline distB="114300" distT="114300" distL="114300" distR="114300">
             <wp:extent cx="6167943" cy="5853350"/>
             <wp:effectExtent b="0" l="0" r="0" t="0"/>
-            <wp:docPr id="9" name="image5.png"/>
+            <wp:docPr id="9" name="image1.png"/>
             <a:graphic>
               <a:graphicData uri="http://schemas.openxmlformats.org/drawingml/2006/picture">
                 <pic:pic>
                   <pic:nvPicPr>
-                    <pic:cNvPr id="0" name="image5.png"/>
+                    <pic:cNvPr id="0" name="image1.png"/>
                     <pic:cNvPicPr preferRelativeResize="0"/>
                   </pic:nvPicPr>
                   <pic:blipFill>
@@ -2264,8 +2375,8 @@
           <w:u w:val="single"/>
         </w:rPr>
       </w:pPr>
-      <w:bookmarkStart w:colFirst="0" w:colLast="0" w:name="_ckx4od44wb95" w:id="6"/>
-      <w:bookmarkEnd w:id="6"/>
+      <w:bookmarkStart w:colFirst="0" w:colLast="0" w:name="_ckx4od44wb95" w:id="7"/>
+      <w:bookmarkEnd w:id="7"/>
       <w:r>
         <w:rPr>
           <w:rtl w:val="0"/>
@@ -2285,8 +2396,8 @@
           <w:u w:val="single"/>
         </w:rPr>
       </w:pPr>
-      <w:bookmarkStart w:colFirst="0" w:colLast="0" w:name="_2eh58qg51ezh" w:id="7"/>
-      <w:bookmarkEnd w:id="7"/>
+      <w:bookmarkStart w:colFirst="0" w:colLast="0" w:name="_2eh58qg51ezh" w:id="8"/>
+      <w:bookmarkEnd w:id="8"/>
       <w:r>
         <w:rPr>
           <w:b w:val="1"/>
@@ -2640,12 +2751,12 @@
           <wp:inline distB="114300" distT="114300" distL="114300" distR="114300">
             <wp:extent cx="5243513" cy="2900481"/>
             <wp:effectExtent b="0" l="0" r="0" t="0"/>
-            <wp:docPr id="4" name="image6.png"/>
+            <wp:docPr id="4" name="image3.png"/>
             <a:graphic>
               <a:graphicData uri="http://schemas.openxmlformats.org/drawingml/2006/picture">
                 <pic:pic>
                   <pic:nvPicPr>
-                    <pic:cNvPr id="0" name="image6.png"/>
+                    <pic:cNvPr id="0" name="image3.png"/>
                     <pic:cNvPicPr preferRelativeResize="0"/>
                   </pic:nvPicPr>
                   <pic:blipFill>
@@ -2703,12 +2814,12 @@
           <wp:inline distB="114300" distT="114300" distL="114300" distR="114300">
             <wp:extent cx="4681538" cy="2332697"/>
             <wp:effectExtent b="0" l="0" r="0" t="0"/>
-            <wp:docPr id="7" name="image2.png"/>
+            <wp:docPr id="7" name="image7.png"/>
             <a:graphic>
               <a:graphicData uri="http://schemas.openxmlformats.org/drawingml/2006/picture">
                 <pic:pic>
                   <pic:nvPicPr>
-                    <pic:cNvPr id="0" name="image2.png"/>
+                    <pic:cNvPr id="0" name="image7.png"/>
                     <pic:cNvPicPr preferRelativeResize="0"/>
                   </pic:nvPicPr>
                   <pic:blipFill>
@@ -2748,12 +2859,12 @@
           <wp:inline distB="114300" distT="114300" distL="114300" distR="114300">
             <wp:extent cx="4786313" cy="1438275"/>
             <wp:effectExtent b="0" l="0" r="0" t="0"/>
-            <wp:docPr id="6" name="image4.png"/>
+            <wp:docPr id="6" name="image8.png"/>
             <a:graphic>
               <a:graphicData uri="http://schemas.openxmlformats.org/drawingml/2006/picture">
                 <pic:pic>
                   <pic:nvPicPr>
-                    <pic:cNvPr id="0" name="image4.png"/>
+                    <pic:cNvPr id="0" name="image8.png"/>
                     <pic:cNvPicPr preferRelativeResize="0"/>
                   </pic:nvPicPr>
                   <pic:blipFill>
@@ -2793,12 +2904,12 @@
           <wp:inline distB="114300" distT="114300" distL="114300" distR="114300">
             <wp:extent cx="4814888" cy="2999307"/>
             <wp:effectExtent b="0" l="0" r="0" t="0"/>
-            <wp:docPr id="5" name="image7.png"/>
+            <wp:docPr id="5" name="image4.png"/>
             <a:graphic>
               <a:graphicData uri="http://schemas.openxmlformats.org/drawingml/2006/picture">
                 <pic:pic>
                   <pic:nvPicPr>
-                    <pic:cNvPr id="0" name="image7.png"/>
+                    <pic:cNvPr id="0" name="image4.png"/>
                     <pic:cNvPicPr preferRelativeResize="0"/>
                   </pic:nvPicPr>
                   <pic:blipFill>
@@ -2850,12 +2961,12 @@
             <wp:extent cx="5731200" cy="2590800"/>
             <wp:effectExtent b="0" l="0" r="0" t="0"/>
             <wp:wrapSquare wrapText="bothSides" distB="114300" distT="114300" distL="114300" distR="114300"/>
-            <wp:docPr id="8" name="image8.jpg"/>
+            <wp:docPr id="8" name="image6.jpg"/>
             <a:graphic>
               <a:graphicData uri="http://schemas.openxmlformats.org/drawingml/2006/picture">
                 <pic:pic>
                   <pic:nvPicPr>
-                    <pic:cNvPr id="0" name="image8.jpg"/>
+                    <pic:cNvPr id="0" name="image6.jpg"/>
                     <pic:cNvPicPr preferRelativeResize="0"/>
                   </pic:nvPicPr>
                   <pic:blipFill>
@@ -3426,6 +3537,116 @@
   <w:abstractNum w:abstractNumId="4">
     <w:lvl w:ilvl="0">
       <w:start w:val="1"/>
+      <w:numFmt w:val="bullet"/>
+      <w:lvlText w:val="●"/>
+      <w:lvlJc w:val="left"/>
+      <w:pPr>
+        <w:ind w:left="720" w:hanging="360"/>
+      </w:pPr>
+      <w:rPr>
+        <w:u w:val="none"/>
+      </w:rPr>
+    </w:lvl>
+    <w:lvl w:ilvl="1">
+      <w:start w:val="1"/>
+      <w:numFmt w:val="bullet"/>
+      <w:lvlText w:val="○"/>
+      <w:lvlJc w:val="left"/>
+      <w:pPr>
+        <w:ind w:left="1440" w:hanging="360"/>
+      </w:pPr>
+      <w:rPr>
+        <w:u w:val="none"/>
+      </w:rPr>
+    </w:lvl>
+    <w:lvl w:ilvl="2">
+      <w:start w:val="1"/>
+      <w:numFmt w:val="bullet"/>
+      <w:lvlText w:val="■"/>
+      <w:lvlJc w:val="left"/>
+      <w:pPr>
+        <w:ind w:left="2160" w:hanging="360"/>
+      </w:pPr>
+      <w:rPr>
+        <w:u w:val="none"/>
+      </w:rPr>
+    </w:lvl>
+    <w:lvl w:ilvl="3">
+      <w:start w:val="1"/>
+      <w:numFmt w:val="bullet"/>
+      <w:lvlText w:val="●"/>
+      <w:lvlJc w:val="left"/>
+      <w:pPr>
+        <w:ind w:left="2880" w:hanging="360"/>
+      </w:pPr>
+      <w:rPr>
+        <w:u w:val="none"/>
+      </w:rPr>
+    </w:lvl>
+    <w:lvl w:ilvl="4">
+      <w:start w:val="1"/>
+      <w:numFmt w:val="bullet"/>
+      <w:lvlText w:val="○"/>
+      <w:lvlJc w:val="left"/>
+      <w:pPr>
+        <w:ind w:left="3600" w:hanging="360"/>
+      </w:pPr>
+      <w:rPr>
+        <w:u w:val="none"/>
+      </w:rPr>
+    </w:lvl>
+    <w:lvl w:ilvl="5">
+      <w:start w:val="1"/>
+      <w:numFmt w:val="bullet"/>
+      <w:lvlText w:val="■"/>
+      <w:lvlJc w:val="left"/>
+      <w:pPr>
+        <w:ind w:left="4320" w:hanging="360"/>
+      </w:pPr>
+      <w:rPr>
+        <w:u w:val="none"/>
+      </w:rPr>
+    </w:lvl>
+    <w:lvl w:ilvl="6">
+      <w:start w:val="1"/>
+      <w:numFmt w:val="bullet"/>
+      <w:lvlText w:val="●"/>
+      <w:lvlJc w:val="left"/>
+      <w:pPr>
+        <w:ind w:left="5040" w:hanging="360"/>
+      </w:pPr>
+      <w:rPr>
+        <w:u w:val="none"/>
+      </w:rPr>
+    </w:lvl>
+    <w:lvl w:ilvl="7">
+      <w:start w:val="1"/>
+      <w:numFmt w:val="bullet"/>
+      <w:lvlText w:val="○"/>
+      <w:lvlJc w:val="left"/>
+      <w:pPr>
+        <w:ind w:left="5760" w:hanging="360"/>
+      </w:pPr>
+      <w:rPr>
+        <w:u w:val="none"/>
+      </w:rPr>
+    </w:lvl>
+    <w:lvl w:ilvl="8">
+      <w:start w:val="1"/>
+      <w:numFmt w:val="bullet"/>
+      <w:lvlText w:val="■"/>
+      <w:lvlJc w:val="left"/>
+      <w:pPr>
+        <w:ind w:left="6480" w:hanging="360"/>
+      </w:pPr>
+      <w:rPr>
+        <w:u w:val="none"/>
+      </w:rPr>
+    </w:lvl>
+  </w:abstractNum>
+  <w:abstractNum w:abstractNumId="5">
+    <w:lvl w:ilvl="0">
+      <w:start w:val="1"/>
       <w:numFmt w:val="decimal"/>
       <w:lvlText w:val="%1."/>
       <w:lvlJc w:val="left"/>
@@ -3544,6 +3765,9 @@
   </w:num>
   <w:num w:numId="4">
     <w:abstractNumId w:val="4"/>
+  </w:num>
+  <w:num w:numId="5">
+    <w:abstractNumId w:val="5"/>
   </w:num>
 </w:numbering>
 </file>
